--- a/docs/Nanopore_Metagenomics_Workflow_Guide_v12.docx
+++ b/docs/Nanopore_Metagenomics_Workflow_Guide_v12.docx
@@ -12671,7 +12671,7 @@
         <w:t xml:space="preserve">What this adds, and its limits.  </w:t>
       </w:r>
       <w:r>
-        <w:t>In a mock community with known genomes, the species of the read can name the carrier of some genes (cepA, tet(W)) and not reliably of others (tet(Q)). A real sample has no supplier genomes to give the answer, and a mock of 21 genomes is easier than a real sample. One tet(Q) read on the exam pool truly came from Veillonella rogosae, which is not a catalogue carrier. We looked at it afterwards (an exploratory check on that one read): the read is 25 thousand letters long, its first 12 thousand resemble the Bacteroidales tet(Q) stretch (88% identical to the Prevotella corporis copy, and carrying tet(Q) itself), and the rest matches the Veillonella genome at 97%, with no gap where the two parts meet. The Veillonella reference genome has no tet(Q), so the catalogue did not miss a copy. One read cannot tell whether the sampled strain really carries an inserted element or whether the read is a chimera made when two DNA molecules were joined during library preparation; we predicted an insertion, and that prediction was not met as we had defined it. Three families make this a worked example, not an accuracy figure.</w:t>
+        <w:t>In a mock community with known genomes, the species of the read can name the carrier of some genes (cepA, tet(W)) and not reliably of others (tet(Q)). A real sample has no supplier genomes to give the answer, and a mock of 21 genomes is easier than a real sample. One tet(Q) read on the exam pool truly came from Veillonella rogosae, which is not a catalogue carrier. We looked at it afterwards (an exploratory check on that one read): the read is 25 thousand letters long, its first 12 thousand match the Prevotella corporis genome at 99% and carry tet(Q) itself, and the rest matches the Veillonella genome at 97%, with no gap where the two parts meet. The Veillonella reference genome has no tet(Q), so the catalogue did not miss a copy. To tell an element inserted in the sampled strain from a chimera made when two DNA molecules were joined during library preparation, we looked at the same spot of the Veillonella genome in both pools: 152 other reads run straight through it and none is broken there. So the read is most probably a chimera. We had first predicted an insertion, and that prediction was not met as we had defined it; the second prediction, a chimera, was met. A chimeric read is not surprising in a large library, and it changes no count. Three families make this a worked example, not an accuracy figure.</w:t>
       </w:r>
     </w:p>
     <w:p/>
